--- a/a7/packages/A7 Unit 4 - Solving Problems with Rational Numbers/Answer Keys/A7 4.02  Question Bank - Additional Key.docx
+++ b/a7/packages/A7 Unit 4 - Solving Problems with Rational Numbers/Answer Keys/A7 4.02  Question Bank - Additional Key.docx
@@ -2830,67 +2830,8 @@
             <w:r>
               <w:drawing>
                 <wp:inline xmlns:a="http://schemas.openxmlformats.org/drawingml/2006/main" xmlns:pic="http://schemas.openxmlformats.org/drawingml/2006/picture">
-                  <wp:extent cx="451104" cy="146304"/>
+                  <wp:extent cx="448056" cy="146304"/>
                   <wp:docPr id="40" name="Picture 40"/>
-                  <wp:cNvGraphicFramePr>
-                    <a:graphicFrameLocks noChangeAspect="1"/>
-                  </wp:cNvGraphicFramePr>
-                  <a:graphic>
-                    <a:graphicData uri="http://schemas.openxmlformats.org/drawingml/2006/picture">
-                      <pic:pic>
-                        <pic:nvPicPr>
-                          <pic:cNvPr id="0" name="382e5dfd9d6ceeaa.png"/>
-                          <pic:cNvPicPr/>
-                        </pic:nvPicPr>
-                        <pic:blipFill>
-                          <a:blip r:embed="rId48"/>
-                          <a:stretch>
-                            <a:fillRect/>
-                          </a:stretch>
-                        </pic:blipFill>
-                        <pic:spPr>
-                          <a:xfrm>
-                            <a:off x="0" y="0"/>
-                            <a:ext cx="451104" cy="146304"/>
-                          </a:xfrm>
-                          <a:prstGeom prst="rect"/>
-                        </pic:spPr>
-                      </pic:pic>
-                    </a:graphicData>
-                  </a:graphic>
-                </wp:inline>
-              </w:drawing>
-            </w:r>
-          </w:p>
-          <w:p>
-            <w:pPr>
-              <w:spacing w:before="40" w:after="40"/>
-              <w:ind w:left="1300" w:hanging="380"/>
-            </w:pPr>
-            <w:r>
-              <w:rPr>
-                <w:rFonts w:ascii="FreeSerif" w:hAnsi="FreeSerif" w:eastAsia="FreeSerif"/>
-                <w:b w:val="0"/>
-                <w:i w:val="0"/>
-                <w:color w:val="1A1A1A"/>
-                <w:sz w:val="22"/>
-              </w:rPr>
-              <w:t xml:space="preserve">○   </w:t>
-            </w:r>
-            <w:r>
-              <w:rPr>
-                <w:b w:val="0"/>
-                <w:i w:val="0"/>
-                <w:color w:val="1A1A1A"/>
-                <w:sz w:val="22"/>
-              </w:rPr>
-              <w:t xml:space="preserve">C.  </w:t>
-            </w:r>
-            <w:r>
-              <w:drawing>
-                <wp:inline xmlns:a="http://schemas.openxmlformats.org/drawingml/2006/main" xmlns:pic="http://schemas.openxmlformats.org/drawingml/2006/picture">
-                  <wp:extent cx="448056" cy="146304"/>
-                  <wp:docPr id="41" name="Picture 41"/>
                   <wp:cNvGraphicFramePr>
                     <a:graphicFrameLocks noChangeAspect="1"/>
                   </wp:cNvGraphicFramePr>
@@ -2902,7 +2843,7 @@
                           <pic:cNvPicPr/>
                         </pic:nvPicPr>
                         <pic:blipFill>
-                          <a:blip r:embed="rId49"/>
+                          <a:blip r:embed="rId48"/>
                           <a:stretch>
                             <a:fillRect/>
                           </a:stretch>
@@ -2943,13 +2884,13 @@
                 <w:color w:val="1A1A1A"/>
                 <w:sz w:val="22"/>
               </w:rPr>
-              <w:t xml:space="preserve">D.  </w:t>
+              <w:t xml:space="preserve">C.  </w:t>
             </w:r>
             <w:r>
               <w:drawing>
                 <wp:inline xmlns:a="http://schemas.openxmlformats.org/drawingml/2006/main" xmlns:pic="http://schemas.openxmlformats.org/drawingml/2006/picture">
                   <wp:extent cx="652272" cy="146304"/>
-                  <wp:docPr id="42" name="Picture 42"/>
+                  <wp:docPr id="41" name="Picture 41"/>
                   <wp:cNvGraphicFramePr>
                     <a:graphicFrameLocks noChangeAspect="1"/>
                   </wp:cNvGraphicFramePr>
@@ -2961,6 +2902,65 @@
                           <pic:cNvPicPr/>
                         </pic:nvPicPr>
                         <pic:blipFill>
+                          <a:blip r:embed="rId49"/>
+                          <a:stretch>
+                            <a:fillRect/>
+                          </a:stretch>
+                        </pic:blipFill>
+                        <pic:spPr>
+                          <a:xfrm>
+                            <a:off x="0" y="0"/>
+                            <a:ext cx="652272" cy="146304"/>
+                          </a:xfrm>
+                          <a:prstGeom prst="rect"/>
+                        </pic:spPr>
+                      </pic:pic>
+                    </a:graphicData>
+                  </a:graphic>
+                </wp:inline>
+              </w:drawing>
+            </w:r>
+          </w:p>
+          <w:p>
+            <w:pPr>
+              <w:spacing w:before="40" w:after="40"/>
+              <w:ind w:left="1300" w:hanging="380"/>
+            </w:pPr>
+            <w:r>
+              <w:rPr>
+                <w:rFonts w:ascii="FreeSerif" w:hAnsi="FreeSerif" w:eastAsia="FreeSerif"/>
+                <w:b w:val="0"/>
+                <w:i w:val="0"/>
+                <w:color w:val="1A1A1A"/>
+                <w:sz w:val="22"/>
+              </w:rPr>
+              <w:t xml:space="preserve">○   </w:t>
+            </w:r>
+            <w:r>
+              <w:rPr>
+                <w:b w:val="0"/>
+                <w:i w:val="0"/>
+                <w:color w:val="1A1A1A"/>
+                <w:sz w:val="22"/>
+              </w:rPr>
+              <w:t xml:space="preserve">D.  </w:t>
+            </w:r>
+            <w:r>
+              <w:drawing>
+                <wp:inline xmlns:a="http://schemas.openxmlformats.org/drawingml/2006/main" xmlns:pic="http://schemas.openxmlformats.org/drawingml/2006/picture">
+                  <wp:extent cx="451104" cy="146304"/>
+                  <wp:docPr id="42" name="Picture 42"/>
+                  <wp:cNvGraphicFramePr>
+                    <a:graphicFrameLocks noChangeAspect="1"/>
+                  </wp:cNvGraphicFramePr>
+                  <a:graphic>
+                    <a:graphicData uri="http://schemas.openxmlformats.org/drawingml/2006/picture">
+                      <pic:pic>
+                        <pic:nvPicPr>
+                          <pic:cNvPr id="0" name="382e5dfd9d6ceeaa.png"/>
+                          <pic:cNvPicPr/>
+                        </pic:nvPicPr>
+                        <pic:blipFill>
                           <a:blip r:embed="rId50"/>
                           <a:stretch>
                             <a:fillRect/>
@@ -2969,7 +2969,7 @@
                         <pic:spPr>
                           <a:xfrm>
                             <a:off x="0" y="0"/>
-                            <a:ext cx="652272" cy="146304"/>
+                            <a:ext cx="451104" cy="146304"/>
                           </a:xfrm>
                           <a:prstGeom prst="rect"/>
                         </pic:spPr>
@@ -3132,7 +3132,7 @@
             <w:r>
               <w:drawing>
                 <wp:inline xmlns:a="http://schemas.openxmlformats.org/drawingml/2006/main" xmlns:pic="http://schemas.openxmlformats.org/drawingml/2006/picture">
-                  <wp:extent cx="1143000" cy="170688"/>
+                  <wp:extent cx="1264920" cy="170688"/>
                   <wp:docPr id="44" name="Picture 44"/>
                   <wp:cNvGraphicFramePr>
                     <a:graphicFrameLocks noChangeAspect="1"/>
@@ -3141,7 +3141,7 @@
                     <a:graphicData uri="http://schemas.openxmlformats.org/drawingml/2006/picture">
                       <pic:pic>
                         <pic:nvPicPr>
-                          <pic:cNvPr id="0" name="9df83863a87eeb94.png"/>
+                          <pic:cNvPr id="0" name="30cf2a9ad6fe198f.png"/>
                           <pic:cNvPicPr/>
                         </pic:nvPicPr>
                         <pic:blipFill>
@@ -3153,7 +3153,7 @@
                         <pic:spPr>
                           <a:xfrm>
                             <a:off x="0" y="0"/>
-                            <a:ext cx="1143000" cy="170688"/>
+                            <a:ext cx="1264920" cy="170688"/>
                           </a:xfrm>
                           <a:prstGeom prst="rect"/>
                         </pic:spPr>
@@ -3233,16 +3233,16 @@
                 <w:rFonts w:ascii="FreeSerif" w:hAnsi="FreeSerif" w:eastAsia="FreeSerif"/>
                 <w:b w:val="0"/>
                 <w:i w:val="0"/>
-                <w:color w:val="9E1B32"/>
+                <w:color w:val="1A1A1A"/>
                 <w:sz w:val="22"/>
               </w:rPr>
-              <w:t xml:space="preserve">☒   </w:t>
+              <w:t xml:space="preserve">☐   </w:t>
             </w:r>
             <w:r>
               <w:rPr>
-                <w:b/>
+                <w:b w:val="0"/>
                 <w:i w:val="0"/>
-                <w:color w:val="9E1B32"/>
+                <w:color w:val="1A1A1A"/>
                 <w:sz w:val="22"/>
               </w:rPr>
               <w:t xml:space="preserve">C.  </w:t>
@@ -3250,7 +3250,7 @@
             <w:r>
               <w:drawing>
                 <wp:inline xmlns:a="http://schemas.openxmlformats.org/drawingml/2006/main" xmlns:pic="http://schemas.openxmlformats.org/drawingml/2006/picture">
-                  <wp:extent cx="1264920" cy="170688"/>
+                  <wp:extent cx="1143000" cy="170688"/>
                   <wp:docPr id="46" name="Picture 46"/>
                   <wp:cNvGraphicFramePr>
                     <a:graphicFrameLocks noChangeAspect="1"/>
@@ -3259,7 +3259,7 @@
                     <a:graphicData uri="http://schemas.openxmlformats.org/drawingml/2006/picture">
                       <pic:pic>
                         <pic:nvPicPr>
-                          <pic:cNvPr id="0" name="30cf2a9ad6fe198f.png"/>
+                          <pic:cNvPr id="0" name="5999cc170bb034ad.png"/>
                           <pic:cNvPicPr/>
                         </pic:nvPicPr>
                         <pic:blipFill>
@@ -3271,7 +3271,7 @@
                         <pic:spPr>
                           <a:xfrm>
                             <a:off x="0" y="0"/>
-                            <a:ext cx="1264920" cy="170688"/>
+                            <a:ext cx="1143000" cy="170688"/>
                           </a:xfrm>
                           <a:prstGeom prst="rect"/>
                         </pic:spPr>
@@ -3351,16 +3351,16 @@
                 <w:rFonts w:ascii="FreeSerif" w:hAnsi="FreeSerif" w:eastAsia="FreeSerif"/>
                 <w:b w:val="0"/>
                 <w:i w:val="0"/>
-                <w:color w:val="1A1A1A"/>
+                <w:color w:val="9E1B32"/>
                 <w:sz w:val="22"/>
               </w:rPr>
-              <w:t xml:space="preserve">☐   </w:t>
+              <w:t xml:space="preserve">☒   </w:t>
             </w:r>
             <w:r>
               <w:rPr>
-                <w:b w:val="0"/>
+                <w:b/>
                 <w:i w:val="0"/>
-                <w:color w:val="1A1A1A"/>
+                <w:color w:val="9E1B32"/>
                 <w:sz w:val="22"/>
               </w:rPr>
               <w:t xml:space="preserve">E.  </w:t>
@@ -3368,7 +3368,7 @@
             <w:r>
               <w:drawing>
                 <wp:inline xmlns:a="http://schemas.openxmlformats.org/drawingml/2006/main" xmlns:pic="http://schemas.openxmlformats.org/drawingml/2006/picture">
-                  <wp:extent cx="460247" cy="256032"/>
+                  <wp:extent cx="1143000" cy="170688"/>
                   <wp:docPr id="48" name="Picture 48"/>
                   <wp:cNvGraphicFramePr>
                     <a:graphicFrameLocks noChangeAspect="1"/>
@@ -3377,7 +3377,7 @@
                     <a:graphicData uri="http://schemas.openxmlformats.org/drawingml/2006/picture">
                       <pic:pic>
                         <pic:nvPicPr>
-                          <pic:cNvPr id="0" name="1b15f0e701ed248c.png"/>
+                          <pic:cNvPr id="0" name="9df83863a87eeb94.png"/>
                           <pic:cNvPicPr/>
                         </pic:nvPicPr>
                         <pic:blipFill>
@@ -3389,7 +3389,7 @@
                         <pic:spPr>
                           <a:xfrm>
                             <a:off x="0" y="0"/>
-                            <a:ext cx="460247" cy="256032"/>
+                            <a:ext cx="1143000" cy="170688"/>
                           </a:xfrm>
                           <a:prstGeom prst="rect"/>
                         </pic:spPr>
@@ -3427,7 +3427,7 @@
             <w:r>
               <w:drawing>
                 <wp:inline xmlns:a="http://schemas.openxmlformats.org/drawingml/2006/main" xmlns:pic="http://schemas.openxmlformats.org/drawingml/2006/picture">
-                  <wp:extent cx="1143000" cy="170688"/>
+                  <wp:extent cx="460247" cy="256032"/>
                   <wp:docPr id="49" name="Picture 49"/>
                   <wp:cNvGraphicFramePr>
                     <a:graphicFrameLocks noChangeAspect="1"/>
@@ -3436,7 +3436,7 @@
                     <a:graphicData uri="http://schemas.openxmlformats.org/drawingml/2006/picture">
                       <pic:pic>
                         <pic:nvPicPr>
-                          <pic:cNvPr id="0" name="5999cc170bb034ad.png"/>
+                          <pic:cNvPr id="0" name="1b15f0e701ed248c.png"/>
                           <pic:cNvPicPr/>
                         </pic:nvPicPr>
                         <pic:blipFill>
@@ -3448,7 +3448,7 @@
                         <pic:spPr>
                           <a:xfrm>
                             <a:off x="0" y="0"/>
-                            <a:ext cx="1143000" cy="170688"/>
+                            <a:ext cx="460247" cy="256032"/>
                           </a:xfrm>
                           <a:prstGeom prst="rect"/>
                         </pic:spPr>
@@ -3471,7 +3471,7 @@
                 <w:color w:val="9E1B32"/>
                 <w:sz w:val="22"/>
               </w:rPr>
-              <w:t>A, B, C and D</w:t>
+              <w:t>A, B, D and E</w:t>
             </w:r>
           </w:p>
           <w:p>
